--- a/Итого.docx
+++ b/Итого.docx
@@ -30581,7 +30581,6 @@
                 <w:lang w:val="ru-RU" w:eastAsia="zh-CN"/>
               </w:rPr>
             </w:pPr>
-            <w:bookmarkStart w:id="1" w:name="_GoBack"/>
             <w:r>
               <w:rPr>
                 <w:rFonts w:hint="default" w:ascii="Times New Roman" w:hAnsi="Times New Roman" w:eastAsia="Segoe UI"/>
@@ -30717,7 +30716,6 @@
               </w:rPr>
               <w:t>2021_6_1.pdf#page=108</w:t>
             </w:r>
-            <w:bookmarkEnd w:id="1"/>
           </w:p>
         </w:tc>
         <w:tc>
@@ -38087,6 +38085,7 @@
           <w:lang w:val="ru-RU" w:eastAsia="zh-CN" w:bidi="ar-SA"/>
         </w:rPr>
       </w:pPr>
+      <w:bookmarkStart w:id="1" w:name="_GoBack"/>
       <w:r>
         <w:rPr>
           <w:rFonts w:hint="default" w:ascii="Times New Roman" w:hAnsi="Times New Roman" w:cs="Times New Roman" w:eastAsiaTheme="minorEastAsia"/>
@@ -38097,31 +38096,7 @@
           <w:u w:val="none"/>
           <w:lang w:val="ru-RU" w:eastAsia="zh-CN" w:bidi="ar-SA"/>
         </w:rPr>
-        <w:t xml:space="preserve">Являясь субъектом многообразных явлений и процессов, мы нуждаемся в </w:t>
-      </w:r>
-      <w:r>
-        <w:rPr>
-          <w:rFonts w:hint="default" w:ascii="Times New Roman" w:hAnsi="Times New Roman" w:cs="Times New Roman" w:eastAsiaTheme="minorEastAsia"/>
-          <w:kern w:val="0"/>
-          <w:sz w:val="28"/>
-          <w:szCs w:val="28"/>
-          <w:highlight w:val="none"/>
-          <w:u w:val="none"/>
-          <w:lang w:val="ru-RU" w:eastAsia="zh-CN" w:bidi="ar-SA"/>
-        </w:rPr>
-        <w:t xml:space="preserve">разнообразных </w:t>
-      </w:r>
-      <w:r>
-        <w:rPr>
-          <w:rFonts w:hint="default" w:ascii="Times New Roman" w:hAnsi="Times New Roman" w:cs="Times New Roman" w:eastAsiaTheme="minorEastAsia"/>
-          <w:kern w:val="0"/>
-          <w:sz w:val="28"/>
-          <w:szCs w:val="28"/>
-          <w:highlight w:val="none"/>
-          <w:u w:val="none"/>
-          <w:lang w:val="ru-RU" w:eastAsia="zh-CN" w:bidi="ar-SA"/>
-        </w:rPr>
-        <w:t>технологиях наблюдения, анализа и прогнозирования явлений, описываемых большим объёмом информации. Одним из средств достижения данных практических целей является использование временных рядов.</w:t>
+        <w:t>Являясь субъектом многообразных явлений и процессов, мы нуждаемся в разнообразных технологиях наблюдения, анализа и прогнозирования явлений, описываемых большим объёмом информации. Одним из средств достижения данных практических целей является использование временных рядов.</w:t>
       </w:r>
     </w:p>
     <w:p>
@@ -38159,18 +38134,6 @@
         </w:rPr>
         <w:t xml:space="preserve">Реализуя поставленные в работе задачи, мы </w:t>
       </w:r>
-      <w:r>
-        <w:rPr>
-          <w:rFonts w:hint="default" w:ascii="Times New Roman" w:hAnsi="Times New Roman" w:cs="Times New Roman" w:eastAsiaTheme="minorEastAsia"/>
-          <w:kern w:val="0"/>
-          <w:sz w:val="28"/>
-          <w:szCs w:val="28"/>
-          <w:highlight w:val="none"/>
-          <w:u w:val="none"/>
-          <w:lang w:val="ru-RU" w:eastAsia="zh-CN" w:bidi="ar-SA"/>
-        </w:rPr>
-        <w:t>проанализировали предметную область «временных рядов»,  сформулировали критерии сравнения методов хранения и прогнозирования временных рядов;</w:t>
-      </w:r>
     </w:p>
     <w:p>
       <w:pPr>
@@ -38184,6 +38147,7 @@
           <w:tab w:val="clear" w:pos="916"/>
         </w:tabs>
         <w:spacing w:after="240" w:afterAutospacing="0"/>
+        <w:ind w:left="0" w:leftChars="0" w:firstLine="798" w:firstLineChars="285"/>
         <w:rPr>
           <w:rFonts w:hint="default" w:ascii="Times New Roman" w:hAnsi="Times New Roman" w:cs="Times New Roman" w:eastAsiaTheme="minorEastAsia"/>
           <w:kern w:val="0"/>
@@ -38204,31 +38168,7 @@
           <w:u w:val="none"/>
           <w:lang w:val="ru-RU" w:eastAsia="zh-CN" w:bidi="ar-SA"/>
         </w:rPr>
-        <w:t xml:space="preserve"> описали</w:t>
-      </w:r>
-      <w:r>
-        <w:rPr>
-          <w:rFonts w:hint="default" w:ascii="Times New Roman" w:hAnsi="Times New Roman" w:cs="Times New Roman" w:eastAsiaTheme="minorEastAsia"/>
-          <w:kern w:val="0"/>
-          <w:sz w:val="28"/>
-          <w:szCs w:val="28"/>
-          <w:highlight w:val="none"/>
-          <w:u w:val="none"/>
-          <w:lang w:val="ru-RU" w:eastAsia="zh-CN" w:bidi="ar-SA"/>
-        </w:rPr>
-        <w:t xml:space="preserve"> и </w:t>
-      </w:r>
-      <w:r>
-        <w:rPr>
-          <w:rFonts w:hint="default" w:ascii="Times New Roman" w:hAnsi="Times New Roman" w:cs="Times New Roman" w:eastAsiaTheme="minorEastAsia"/>
-          <w:kern w:val="0"/>
-          <w:sz w:val="28"/>
-          <w:szCs w:val="28"/>
-          <w:highlight w:val="none"/>
-          <w:u w:val="none"/>
-          <w:lang w:val="ru-RU" w:eastAsia="zh-CN" w:bidi="ar-SA"/>
-        </w:rPr>
-        <w:t>классифицировали методы.</w:t>
+        <w:t>- проанализировали предметную область «временных рядов»;</w:t>
       </w:r>
     </w:p>
     <w:p>
@@ -38243,6 +38183,7 @@
           <w:tab w:val="clear" w:pos="916"/>
         </w:tabs>
         <w:spacing w:after="240" w:afterAutospacing="0"/>
+        <w:ind w:left="0" w:leftChars="0" w:firstLine="798" w:firstLineChars="285"/>
         <w:rPr>
           <w:rFonts w:hint="default" w:ascii="Times New Roman" w:hAnsi="Times New Roman" w:cs="Times New Roman" w:eastAsiaTheme="minorEastAsia"/>
           <w:kern w:val="0"/>
@@ -38253,6 +38194,18 @@
           <w:lang w:val="ru-RU" w:eastAsia="zh-CN" w:bidi="ar-SA"/>
         </w:rPr>
       </w:pPr>
+      <w:r>
+        <w:rPr>
+          <w:rFonts w:hint="default" w:ascii="Times New Roman" w:hAnsi="Times New Roman" w:cs="Times New Roman" w:eastAsiaTheme="minorEastAsia"/>
+          <w:kern w:val="0"/>
+          <w:sz w:val="28"/>
+          <w:szCs w:val="28"/>
+          <w:highlight w:val="none"/>
+          <w:u w:val="none"/>
+          <w:lang w:val="ru-RU" w:eastAsia="zh-CN" w:bidi="ar-SA"/>
+        </w:rPr>
+        <w:t>- сформулировали критерии сравнения методов хранения и прогнозирования временных рядов;</w:t>
+      </w:r>
     </w:p>
     <w:p>
       <w:pPr>
@@ -38266,6 +38219,7 @@
           <w:tab w:val="clear" w:pos="916"/>
         </w:tabs>
         <w:spacing w:after="240" w:afterAutospacing="0"/>
+        <w:ind w:left="0" w:leftChars="0" w:firstLine="798" w:firstLineChars="285"/>
         <w:rPr>
           <w:rFonts w:hint="default" w:ascii="Times New Roman" w:hAnsi="Times New Roman" w:cs="Times New Roman" w:eastAsiaTheme="minorEastAsia"/>
           <w:kern w:val="0"/>
@@ -38286,7 +38240,7 @@
           <w:u w:val="none"/>
           <w:lang w:val="ru-RU" w:eastAsia="zh-CN" w:bidi="ar-SA"/>
         </w:rPr>
-        <w:t>Рассматривая различные подходы к хранению временных рядов, были определены требования к хранилищу и проанализированы существенные особенности каждого вида.</w:t>
+        <w:t>- описали и классифицировали методы хранения и прогнозирования временных рядов.</w:t>
       </w:r>
     </w:p>
     <w:p>
@@ -38322,43 +38276,7 @@
           <w:u w:val="none"/>
           <w:lang w:val="ru-RU" w:eastAsia="zh-CN" w:bidi="ar-SA"/>
         </w:rPr>
-        <w:t>В работе были определённые параметры и произведена классификация систем хранения разных видов с целью их практического использования.</w:t>
-      </w:r>
-    </w:p>
-    <w:p>
-      <w:pPr>
-        <w:pStyle w:val="103"/>
-        <w:keepNext w:val="0"/>
-        <w:keepLines w:val="0"/>
-        <w:widowControl/>
-        <w:suppressLineNumbers w:val="0"/>
-        <w:tabs>
-          <w:tab w:val="left" w:pos="-400"/>
-          <w:tab w:val="clear" w:pos="916"/>
-        </w:tabs>
-        <w:spacing w:after="240" w:afterAutospacing="0"/>
-        <w:ind w:left="278" w:leftChars="139" w:firstLine="655" w:firstLineChars="234"/>
-        <w:rPr>
-          <w:rFonts w:hint="default" w:ascii="Times New Roman" w:hAnsi="Times New Roman" w:cs="Times New Roman" w:eastAsiaTheme="minorEastAsia"/>
-          <w:kern w:val="0"/>
-          <w:sz w:val="28"/>
-          <w:szCs w:val="28"/>
-          <w:highlight w:val="none"/>
-          <w:u w:val="none"/>
-          <w:lang w:val="ru-RU" w:eastAsia="zh-CN" w:bidi="ar-SA"/>
-        </w:rPr>
-      </w:pPr>
-      <w:r>
-        <w:rPr>
-          <w:rFonts w:hint="default" w:ascii="Times New Roman" w:hAnsi="Times New Roman" w:cs="Times New Roman" w:eastAsiaTheme="minorEastAsia"/>
-          <w:kern w:val="0"/>
-          <w:sz w:val="28"/>
-          <w:szCs w:val="28"/>
-          <w:highlight w:val="none"/>
-          <w:u w:val="none"/>
-          <w:lang w:val="ru-RU" w:eastAsia="zh-CN" w:bidi="ar-SA"/>
-        </w:rPr>
-        <w:t>Данная классификация позволяет определить преимущества и область применения:</w:t>
+        <w:t>В работе выделены параметры и произведена классификация систем хранения разных видов с целью определения их  области применения для практического использования следующим образом:</w:t>
       </w:r>
       <w:r>
         <w:rPr>
@@ -38435,19 +38353,7 @@
           <w:u w:val="none"/>
           <w:lang w:val="ru-RU" w:eastAsia="zh-CN" w:bidi="ar-SA"/>
         </w:rPr>
-        <w:t xml:space="preserve"> - система </w:t>
-      </w:r>
-      <w:r>
-        <w:rPr>
-          <w:rFonts w:hint="default" w:ascii="Times New Roman" w:hAnsi="Times New Roman" w:cs="Times New Roman" w:eastAsiaTheme="minorEastAsia"/>
-          <w:kern w:val="0"/>
-          <w:sz w:val="28"/>
-          <w:szCs w:val="28"/>
-          <w:highlight w:val="none"/>
-          <w:u w:val="none"/>
-          <w:lang w:val="ru-RU" w:eastAsia="zh-CN" w:bidi="ar-SA"/>
-        </w:rPr>
-        <w:t>с автоматизированной системой сортировки данных по времени и удаления устаревшей информации;</w:t>
+        <w:t xml:space="preserve"> - метод с автоматизированной системой сортировки данных по времени и удаления устаревшей информации;</w:t>
       </w:r>
     </w:p>
     <w:p>
@@ -38524,19 +38430,7 @@
           <w:u w:val="none"/>
           <w:lang w:val="ru-RU" w:eastAsia="zh-CN" w:bidi="ar-SA"/>
         </w:rPr>
-        <w:t xml:space="preserve"> - системы, </w:t>
-      </w:r>
-      <w:r>
-        <w:rPr>
-          <w:rFonts w:hint="default" w:ascii="Times New Roman" w:hAnsi="Times New Roman" w:cs="Times New Roman" w:eastAsiaTheme="minorEastAsia"/>
-          <w:kern w:val="0"/>
-          <w:sz w:val="28"/>
-          <w:szCs w:val="28"/>
-          <w:highlight w:val="none"/>
-          <w:u w:val="none"/>
-          <w:lang w:val="ru-RU" w:eastAsia="zh-CN" w:bidi="ar-SA"/>
-        </w:rPr>
-        <w:t>отвечающие требованиям отказоустойчивости, масштабируемости и приоритетности скорости записи данных по отношению к скорости их изменения;</w:t>
+        <w:t xml:space="preserve"> - системы, отвечающие требованиям отказоустойчивости, масштабируемости и приоритетности скорости записи данных по отношению к скорости их изменения;</w:t>
       </w:r>
       <w:r>
         <w:rPr>
@@ -38601,31 +38495,7 @@
           <w:u w:val="none"/>
           <w:lang w:val="ru-RU" w:eastAsia="zh-CN" w:bidi="ar-SA"/>
         </w:rPr>
-        <w:t xml:space="preserve"> - система, </w:t>
-      </w:r>
-      <w:r>
-        <w:rPr>
-          <w:rFonts w:hint="default" w:ascii="Times New Roman" w:hAnsi="Times New Roman" w:cs="Times New Roman" w:eastAsiaTheme="minorEastAsia"/>
-          <w:kern w:val="0"/>
-          <w:sz w:val="28"/>
-          <w:szCs w:val="28"/>
-          <w:highlight w:val="none"/>
-          <w:u w:val="none"/>
-          <w:lang w:val="ru-RU" w:eastAsia="zh-CN" w:bidi="ar-SA"/>
-        </w:rPr>
-        <w:t>в к</w:t>
-      </w:r>
-      <w:r>
-        <w:rPr>
-          <w:rFonts w:hint="default" w:ascii="Times New Roman" w:hAnsi="Times New Roman" w:cs="Times New Roman" w:eastAsiaTheme="minorEastAsia"/>
-          <w:kern w:val="0"/>
-          <w:sz w:val="28"/>
-          <w:szCs w:val="28"/>
-          <w:highlight w:val="none"/>
-          <w:u w:val="none"/>
-          <w:lang w:val="ru-RU" w:eastAsia="zh-CN" w:bidi="ar-SA"/>
-        </w:rPr>
-        <w:t>оторой есть инструменты для интеллектуального анализа временных рядов и строенный модуль для визуализации данных;</w:t>
+        <w:t xml:space="preserve"> - система, в которой есть инструменты для интеллектуального анализа временных рядов и встроенный модуль для визуализации данных;</w:t>
       </w:r>
     </w:p>
     <w:p>
@@ -38668,6 +38538,18 @@
         </w:rPr>
         <w:t>Файловая система даёт возможность максимально сжать информацию.</w:t>
       </w:r>
+      <w:r>
+        <w:rPr>
+          <w:rFonts w:hint="default" w:ascii="Times New Roman" w:hAnsi="Times New Roman" w:cs="Times New Roman" w:eastAsiaTheme="minorEastAsia"/>
+          <w:kern w:val="0"/>
+          <w:sz w:val="28"/>
+          <w:szCs w:val="28"/>
+          <w:highlight w:val="none"/>
+          <w:u w:val="none"/>
+          <w:lang w:val="ru-RU" w:eastAsia="zh-CN" w:bidi="ar-SA"/>
+        </w:rPr>
+        <w:br w:type="textWrapping"/>
+      </w:r>
     </w:p>
     <w:p>
       <w:pPr>
@@ -38685,7 +38567,7 @@
           <w:tab w:val="clear" w:pos="916"/>
         </w:tabs>
         <w:spacing w:after="240" w:afterAutospacing="0"/>
-        <w:ind w:leftChars="0"/>
+        <w:ind w:leftChars="0" w:firstLine="560" w:firstLineChars="200"/>
         <w:jc w:val="left"/>
         <w:rPr>
           <w:rFonts w:hint="default" w:ascii="Times New Roman" w:hAnsi="Times New Roman" w:cs="Times New Roman" w:eastAsiaTheme="minorEastAsia"/>
@@ -38707,31 +38589,7 @@
           <w:u w:val="none"/>
           <w:lang w:val="ru-RU" w:eastAsia="zh-CN" w:bidi="ar-SA"/>
         </w:rPr>
-        <w:br w:type="textWrapping"/>
-      </w:r>
-      <w:r>
-        <w:rPr>
-          <w:rFonts w:hint="default" w:ascii="Times New Roman" w:hAnsi="Times New Roman" w:cs="Times New Roman" w:eastAsiaTheme="minorEastAsia"/>
-          <w:kern w:val="0"/>
-          <w:sz w:val="28"/>
-          <w:szCs w:val="28"/>
-          <w:highlight w:val="none"/>
-          <w:u w:val="none"/>
-          <w:lang w:val="ru-RU" w:eastAsia="zh-CN" w:bidi="ar-SA"/>
-        </w:rPr>
-        <w:t>=========</w:t>
-      </w:r>
-      <w:r>
-        <w:rPr>
-          <w:rFonts w:hint="default" w:ascii="Times New Roman" w:hAnsi="Times New Roman" w:cs="Times New Roman" w:eastAsiaTheme="minorEastAsia"/>
-          <w:kern w:val="0"/>
-          <w:sz w:val="28"/>
-          <w:szCs w:val="28"/>
-          <w:highlight w:val="none"/>
-          <w:u w:val="none"/>
-          <w:lang w:val="ru-RU" w:eastAsia="zh-CN" w:bidi="ar-SA"/>
-        </w:rPr>
-        <w:br w:type="textWrapping"/>
+        <w:t>Методы прогнозирования временных рядов дают возможность предугадать динамику отслеживаемых процессов. В работе были рассмотрены методы построения статистических моделей (экспоненциального сглаживания, регрессионные, авторегрессионные) и структурных моделей (на цепях Маркова и на классификационно - регрессионных деревьях).</w:t>
       </w:r>
     </w:p>
     <w:p>
@@ -38750,7 +38608,7 @@
           <w:tab w:val="clear" w:pos="916"/>
         </w:tabs>
         <w:spacing w:after="240" w:afterAutospacing="0"/>
-        <w:ind w:leftChars="0"/>
+        <w:ind w:leftChars="0" w:firstLine="560" w:firstLineChars="200"/>
         <w:jc w:val="left"/>
         <w:rPr>
           <w:rFonts w:hint="default" w:ascii="Times New Roman" w:hAnsi="Times New Roman" w:cs="Times New Roman" w:eastAsiaTheme="minorEastAsia"/>
@@ -38772,7 +38630,7 @@
           <w:u w:val="none"/>
           <w:lang w:val="ru-RU" w:eastAsia="zh-CN" w:bidi="ar-SA"/>
         </w:rPr>
-        <w:t>Методы прогнозирования временные ряды дают возможность предугадать динамику отслеживаемых процессов. В работе были рассмотрены методы построения следующих статистических моделей: экспоненциального сглаживания, регрессионные, авторегрессионные; и структурных моделей: на цепях Маркова и на классификационно - регрессионных деревьях.</w:t>
+        <w:t>Классификация моделей прогнозирования:</w:t>
       </w:r>
     </w:p>
     <w:p>
@@ -38808,7 +38666,89 @@
           <w:u w:val="none"/>
           <w:lang w:val="ru-RU" w:eastAsia="zh-CN" w:bidi="ar-SA"/>
         </w:rPr>
-        <w:t>Статистические модели не требуют специальной обработки данных и не учитывают влияние внешних категориальных факторов.</w:t>
+        <w:t>С точки зрения необходимости специальной обработки данных перед прогнозированием и возможности учёта влияния внешних категориальных факторов можно разделить модели на группы:</w:t>
+      </w:r>
+    </w:p>
+    <w:p>
+      <w:pPr>
+        <w:pStyle w:val="103"/>
+        <w:keepNext w:val="0"/>
+        <w:keepLines w:val="0"/>
+        <w:widowControl/>
+        <w:numPr>
+          <w:ilvl w:val="0"/>
+          <w:numId w:val="31"/>
+        </w:numPr>
+        <w:suppressLineNumbers w:val="0"/>
+        <w:tabs>
+          <w:tab w:val="left" w:pos="-400"/>
+          <w:tab w:val="clear" w:pos="420"/>
+          <w:tab w:val="clear" w:pos="916"/>
+        </w:tabs>
+        <w:spacing w:after="240" w:afterAutospacing="0"/>
+        <w:ind w:left="420" w:leftChars="0" w:hanging="420" w:firstLineChars="0"/>
+        <w:rPr>
+          <w:rFonts w:hint="default" w:ascii="Times New Roman" w:hAnsi="Times New Roman" w:cs="Times New Roman" w:eastAsiaTheme="minorEastAsia"/>
+          <w:kern w:val="0"/>
+          <w:sz w:val="28"/>
+          <w:szCs w:val="28"/>
+          <w:highlight w:val="none"/>
+          <w:u w:val="none"/>
+          <w:lang w:val="ru-RU" w:eastAsia="zh-CN" w:bidi="ar-SA"/>
+        </w:rPr>
+      </w:pPr>
+      <w:r>
+        <w:rPr>
+          <w:rFonts w:hint="default" w:ascii="Times New Roman" w:hAnsi="Times New Roman" w:cs="Times New Roman" w:eastAsiaTheme="minorEastAsia"/>
+          <w:kern w:val="0"/>
+          <w:sz w:val="28"/>
+          <w:szCs w:val="28"/>
+          <w:highlight w:val="none"/>
+          <w:u w:val="none"/>
+          <w:lang w:val="ru-RU" w:eastAsia="zh-CN" w:bidi="ar-SA"/>
+        </w:rPr>
+        <w:t>статистические модели, не требующие специальной обработки данных и не учитывающие влияние внешних категориальных факторов;</w:t>
+      </w:r>
+    </w:p>
+    <w:p>
+      <w:pPr>
+        <w:pStyle w:val="103"/>
+        <w:keepNext w:val="0"/>
+        <w:keepLines w:val="0"/>
+        <w:widowControl/>
+        <w:numPr>
+          <w:ilvl w:val="0"/>
+          <w:numId w:val="31"/>
+        </w:numPr>
+        <w:suppressLineNumbers w:val="0"/>
+        <w:tabs>
+          <w:tab w:val="left" w:pos="-400"/>
+          <w:tab w:val="clear" w:pos="420"/>
+          <w:tab w:val="clear" w:pos="916"/>
+        </w:tabs>
+        <w:spacing w:after="240" w:afterAutospacing="0"/>
+        <w:ind w:left="420" w:leftChars="0" w:hanging="420" w:firstLineChars="0"/>
+        <w:rPr>
+          <w:rFonts w:hint="default" w:ascii="Times New Roman" w:hAnsi="Times New Roman" w:cs="Times New Roman" w:eastAsiaTheme="minorEastAsia"/>
+          <w:kern w:val="0"/>
+          <w:sz w:val="28"/>
+          <w:szCs w:val="28"/>
+          <w:highlight w:val="none"/>
+          <w:u w:val="none"/>
+          <w:lang w:val="ru-RU" w:eastAsia="zh-CN" w:bidi="ar-SA"/>
+        </w:rPr>
+      </w:pPr>
+      <w:r>
+        <w:rPr>
+          <w:rFonts w:hint="default" w:ascii="Times New Roman" w:hAnsi="Times New Roman" w:cs="Times New Roman" w:eastAsiaTheme="minorEastAsia"/>
+          <w:kern w:val="0"/>
+          <w:sz w:val="28"/>
+          <w:szCs w:val="28"/>
+          <w:highlight w:val="none"/>
+          <w:u w:val="none"/>
+          <w:lang w:val="ru-RU" w:eastAsia="zh-CN" w:bidi="ar-SA"/>
+        </w:rPr>
+        <w:t>структурные модели, которые требуют специальной обработки данных и учитывают влияние внешних категориальных факторов.</w:t>
       </w:r>
     </w:p>
     <w:p>
@@ -38844,7 +38784,7 @@
           <w:u w:val="none"/>
           <w:lang w:val="ru-RU" w:eastAsia="zh-CN" w:bidi="ar-SA"/>
         </w:rPr>
-        <w:t xml:space="preserve">Структурные модели наоборот </w:t>
+        <w:t>Учитывая количество учитываемых внешних дискретных факторов, классифицируем методы следующим образом:</w:t>
       </w:r>
       <w:r>
         <w:rPr>
@@ -38856,7 +38796,115 @@
           <w:u w:val="none"/>
           <w:lang w:val="ru-RU" w:eastAsia="zh-CN" w:bidi="ar-SA"/>
         </w:rPr>
-        <w:t>требуют специальной обработки данных и учитывают влияние внешних категориальных факторов.</w:t>
+        <w:br w:type="textWrapping"/>
+      </w:r>
+      <w:r>
+        <w:rPr>
+          <w:rFonts w:hint="default" w:ascii="Times New Roman" w:hAnsi="Times New Roman" w:cs="Times New Roman" w:eastAsiaTheme="minorEastAsia"/>
+          <w:kern w:val="0"/>
+          <w:sz w:val="28"/>
+          <w:szCs w:val="28"/>
+          <w:highlight w:val="none"/>
+          <w:u w:val="none"/>
+          <w:lang w:val="ru-RU" w:eastAsia="zh-CN" w:bidi="ar-SA"/>
+        </w:rPr>
+        <w:t>\begin{itemize}</w:t>
+      </w:r>
+      <w:r>
+        <w:rPr>
+          <w:rFonts w:hint="default" w:ascii="Times New Roman" w:hAnsi="Times New Roman" w:cs="Times New Roman" w:eastAsiaTheme="minorEastAsia"/>
+          <w:kern w:val="0"/>
+          <w:sz w:val="28"/>
+          <w:szCs w:val="28"/>
+          <w:highlight w:val="none"/>
+          <w:u w:val="none"/>
+          <w:lang w:val="ru-RU" w:eastAsia="zh-CN" w:bidi="ar-SA"/>
+        </w:rPr>
+        <w:br w:type="textWrapping"/>
+      </w:r>
+      <w:r>
+        <w:rPr>
+          <w:rFonts w:hint="default" w:ascii="Times New Roman" w:hAnsi="Times New Roman" w:cs="Times New Roman" w:eastAsiaTheme="minorEastAsia"/>
+          <w:kern w:val="0"/>
+          <w:sz w:val="28"/>
+          <w:szCs w:val="28"/>
+          <w:highlight w:val="none"/>
+          <w:u w:val="none"/>
+          <w:lang w:val="ru-RU" w:eastAsia="zh-CN" w:bidi="ar-SA"/>
+        </w:rPr>
+        <w:t xml:space="preserve">    \item без учёта внешних факторов:  модель экспоненциального сглаживания;</w:t>
+      </w:r>
+      <w:r>
+        <w:rPr>
+          <w:rFonts w:hint="default" w:ascii="Times New Roman" w:hAnsi="Times New Roman" w:cs="Times New Roman" w:eastAsiaTheme="minorEastAsia"/>
+          <w:kern w:val="0"/>
+          <w:sz w:val="28"/>
+          <w:szCs w:val="28"/>
+          <w:highlight w:val="none"/>
+          <w:u w:val="none"/>
+          <w:lang w:val="ru-RU" w:eastAsia="zh-CN" w:bidi="ar-SA"/>
+        </w:rPr>
+        <w:br w:type="textWrapping"/>
+      </w:r>
+      <w:r>
+        <w:rPr>
+          <w:rFonts w:hint="default" w:ascii="Times New Roman" w:hAnsi="Times New Roman" w:cs="Times New Roman" w:eastAsiaTheme="minorEastAsia"/>
+          <w:kern w:val="0"/>
+          <w:sz w:val="28"/>
+          <w:szCs w:val="28"/>
+          <w:highlight w:val="none"/>
+          <w:u w:val="none"/>
+          <w:lang w:val="ru-RU" w:eastAsia="zh-CN" w:bidi="ar-SA"/>
+        </w:rPr>
+        <w:t xml:space="preserve">    \item с учётом одного дискретного внешнего фактора: простая линейная и нелинейная регрессии и авторегрессионная модель по выборке максимального подобия;</w:t>
+      </w:r>
+      <w:r>
+        <w:rPr>
+          <w:rFonts w:hint="default" w:ascii="Times New Roman" w:hAnsi="Times New Roman" w:cs="Times New Roman" w:eastAsiaTheme="minorEastAsia"/>
+          <w:kern w:val="0"/>
+          <w:sz w:val="28"/>
+          <w:szCs w:val="28"/>
+          <w:highlight w:val="none"/>
+          <w:u w:val="none"/>
+          <w:lang w:val="ru-RU" w:eastAsia="zh-CN" w:bidi="ar-SA"/>
+        </w:rPr>
+        <w:br w:type="textWrapping"/>
+      </w:r>
+      <w:r>
+        <w:rPr>
+          <w:rFonts w:hint="default" w:ascii="Times New Roman" w:hAnsi="Times New Roman" w:cs="Times New Roman" w:eastAsiaTheme="minorEastAsia"/>
+          <w:kern w:val="0"/>
+          <w:sz w:val="28"/>
+          <w:szCs w:val="28"/>
+          <w:highlight w:val="none"/>
+          <w:u w:val="none"/>
+          <w:lang w:val="ru-RU" w:eastAsia="zh-CN" w:bidi="ar-SA"/>
+        </w:rPr>
+        <w:t xml:space="preserve">    \item с учётом любого количества внешних факторов: структурные модели, модель множественной регрессии и авторегрессионные модели.</w:t>
+      </w:r>
+      <w:r>
+        <w:rPr>
+          <w:rFonts w:hint="default" w:ascii="Times New Roman" w:hAnsi="Times New Roman" w:cs="Times New Roman" w:eastAsiaTheme="minorEastAsia"/>
+          <w:kern w:val="0"/>
+          <w:sz w:val="28"/>
+          <w:szCs w:val="28"/>
+          <w:highlight w:val="none"/>
+          <w:u w:val="none"/>
+          <w:lang w:val="ru-RU" w:eastAsia="zh-CN" w:bidi="ar-SA"/>
+        </w:rPr>
+        <w:br w:type="textWrapping"/>
+      </w:r>
+      <w:r>
+        <w:rPr>
+          <w:rFonts w:hint="default" w:ascii="Times New Roman" w:hAnsi="Times New Roman" w:cs="Times New Roman" w:eastAsiaTheme="minorEastAsia"/>
+          <w:kern w:val="0"/>
+          <w:sz w:val="28"/>
+          <w:szCs w:val="28"/>
+          <w:highlight w:val="none"/>
+          <w:u w:val="none"/>
+          <w:lang w:val="ru-RU" w:eastAsia="zh-CN" w:bidi="ar-SA"/>
+        </w:rPr>
+        <w:t>\end{itemize}</w:t>
       </w:r>
     </w:p>
     <w:p>
@@ -38892,129 +38940,10 @@
           <w:u w:val="none"/>
           <w:lang w:val="ru-RU" w:eastAsia="zh-CN" w:bidi="ar-SA"/>
         </w:rPr>
-        <w:t>С точки зрения количества учитываемых внешних дискретных факторов классифицируем методы следующим образом:</w:t>
-      </w:r>
-      <w:r>
-        <w:rPr>
-          <w:rFonts w:hint="default" w:ascii="Times New Roman" w:hAnsi="Times New Roman" w:cs="Times New Roman" w:eastAsiaTheme="minorEastAsia"/>
-          <w:kern w:val="0"/>
-          <w:sz w:val="28"/>
-          <w:szCs w:val="28"/>
-          <w:highlight w:val="none"/>
-          <w:u w:val="none"/>
-          <w:lang w:val="ru-RU" w:eastAsia="zh-CN" w:bidi="ar-SA"/>
-        </w:rPr>
-        <w:br w:type="textWrapping"/>
-      </w:r>
-      <w:r>
-        <w:rPr>
-          <w:rFonts w:hint="default" w:ascii="Times New Roman" w:hAnsi="Times New Roman" w:cs="Times New Roman" w:eastAsiaTheme="minorEastAsia"/>
-          <w:kern w:val="0"/>
-          <w:sz w:val="28"/>
-          <w:szCs w:val="28"/>
-          <w:highlight w:val="none"/>
-          <w:u w:val="none"/>
-          <w:lang w:val="ru-RU" w:eastAsia="zh-CN" w:bidi="ar-SA"/>
-        </w:rPr>
-        <w:t>\begin{itemize}</w:t>
-      </w:r>
-      <w:r>
-        <w:rPr>
-          <w:rFonts w:hint="default" w:ascii="Times New Roman" w:hAnsi="Times New Roman" w:cs="Times New Roman" w:eastAsiaTheme="minorEastAsia"/>
-          <w:kern w:val="0"/>
-          <w:sz w:val="28"/>
-          <w:szCs w:val="28"/>
-          <w:highlight w:val="none"/>
-          <w:u w:val="none"/>
-          <w:lang w:val="ru-RU" w:eastAsia="zh-CN" w:bidi="ar-SA"/>
-        </w:rPr>
-        <w:br w:type="textWrapping"/>
-      </w:r>
-      <w:r>
-        <w:rPr>
-          <w:rFonts w:hint="default" w:ascii="Times New Roman" w:hAnsi="Times New Roman" w:cs="Times New Roman" w:eastAsiaTheme="minorEastAsia"/>
-          <w:kern w:val="0"/>
-          <w:sz w:val="28"/>
-          <w:szCs w:val="28"/>
-          <w:highlight w:val="none"/>
-          <w:u w:val="none"/>
-          <w:lang w:val="ru-RU" w:eastAsia="zh-CN" w:bidi="ar-SA"/>
-        </w:rPr>
-        <w:t xml:space="preserve">    \item без учёта внешних факторов:  модель экспоненциального сглаживания;</w:t>
-      </w:r>
-      <w:r>
-        <w:rPr>
-          <w:rFonts w:hint="default" w:ascii="Times New Roman" w:hAnsi="Times New Roman" w:cs="Times New Roman" w:eastAsiaTheme="minorEastAsia"/>
-          <w:kern w:val="0"/>
-          <w:sz w:val="28"/>
-          <w:szCs w:val="28"/>
-          <w:highlight w:val="none"/>
-          <w:u w:val="none"/>
-          <w:lang w:val="ru-RU" w:eastAsia="zh-CN" w:bidi="ar-SA"/>
-        </w:rPr>
-        <w:br w:type="textWrapping"/>
-      </w:r>
-      <w:r>
-        <w:rPr>
-          <w:rFonts w:hint="default" w:ascii="Times New Roman" w:hAnsi="Times New Roman" w:cs="Times New Roman" w:eastAsiaTheme="minorEastAsia"/>
-          <w:kern w:val="0"/>
-          <w:sz w:val="28"/>
-          <w:szCs w:val="28"/>
-          <w:highlight w:val="none"/>
-          <w:u w:val="none"/>
-          <w:lang w:val="ru-RU" w:eastAsia="zh-CN" w:bidi="ar-SA"/>
-        </w:rPr>
-        <w:t xml:space="preserve">    \item с учётом одного дискретного внешнего фактора: простая линейная и нелинейная регрессии и авторегрессионная модель по выборке максимального подобия;</w:t>
-      </w:r>
-      <w:r>
-        <w:rPr>
-          <w:rFonts w:hint="default" w:ascii="Times New Roman" w:hAnsi="Times New Roman" w:cs="Times New Roman" w:eastAsiaTheme="minorEastAsia"/>
-          <w:kern w:val="0"/>
-          <w:sz w:val="28"/>
-          <w:szCs w:val="28"/>
-          <w:highlight w:val="none"/>
-          <w:u w:val="none"/>
-          <w:lang w:val="ru-RU" w:eastAsia="zh-CN" w:bidi="ar-SA"/>
-        </w:rPr>
-        <w:br w:type="textWrapping"/>
-      </w:r>
-      <w:r>
-        <w:rPr>
-          <w:rFonts w:hint="default" w:ascii="Times New Roman" w:hAnsi="Times New Roman" w:cs="Times New Roman" w:eastAsiaTheme="minorEastAsia"/>
-          <w:kern w:val="0"/>
-          <w:sz w:val="28"/>
-          <w:szCs w:val="28"/>
-          <w:highlight w:val="none"/>
-          <w:u w:val="none"/>
-          <w:lang w:val="ru-RU" w:eastAsia="zh-CN" w:bidi="ar-SA"/>
-        </w:rPr>
-        <w:t xml:space="preserve">    \item с учётом любого количества внешних факторов: структурные модели, модель множественной регрессии и авторегрессионные модели.</w:t>
-      </w:r>
-      <w:r>
-        <w:rPr>
-          <w:rFonts w:hint="default" w:ascii="Times New Roman" w:hAnsi="Times New Roman" w:cs="Times New Roman" w:eastAsiaTheme="minorEastAsia"/>
-          <w:kern w:val="0"/>
-          <w:sz w:val="28"/>
-          <w:szCs w:val="28"/>
-          <w:highlight w:val="none"/>
-          <w:u w:val="none"/>
-          <w:lang w:val="ru-RU" w:eastAsia="zh-CN" w:bidi="ar-SA"/>
-        </w:rPr>
-        <w:br w:type="textWrapping"/>
-      </w:r>
-      <w:r>
-        <w:rPr>
-          <w:rFonts w:hint="default" w:ascii="Times New Roman" w:hAnsi="Times New Roman" w:cs="Times New Roman" w:eastAsiaTheme="minorEastAsia"/>
-          <w:kern w:val="0"/>
-          <w:sz w:val="28"/>
-          <w:szCs w:val="28"/>
-          <w:highlight w:val="none"/>
-          <w:u w:val="none"/>
-          <w:lang w:val="ru-RU" w:eastAsia="zh-CN" w:bidi="ar-SA"/>
-        </w:rPr>
-        <w:t>\end{itemize}</w:t>
+        <w:t>Все рассмотренные модели имеют различную область применения.</w:t>
       </w:r>
     </w:p>
+    <w:bookmarkEnd w:id="1"/>
     <w:p>
       <w:pPr>
         <w:pStyle w:val="103"/>
@@ -39029,12 +38958,6 @@
         <w:spacing w:after="240" w:afterAutospacing="0"/>
         <w:ind w:left="0" w:leftChars="0" w:firstLine="798" w:firstLineChars="285"/>
         <w:rPr>
-          <w:rFonts w:hint="default" w:ascii="monospace" w:hAnsi="monospace" w:eastAsia="monospace" w:cs="monospace"/>
-          <w:lang w:val="ru-RU"/>
-        </w:rPr>
-      </w:pPr>
-      <w:r>
-        <w:rPr>
           <w:rFonts w:hint="default" w:ascii="Times New Roman" w:hAnsi="Times New Roman" w:cs="Times New Roman" w:eastAsiaTheme="minorEastAsia"/>
           <w:kern w:val="0"/>
           <w:sz w:val="28"/>
@@ -39043,8 +38966,31 @@
           <w:u w:val="none"/>
           <w:lang w:val="ru-RU" w:eastAsia="zh-CN" w:bidi="ar-SA"/>
         </w:rPr>
-        <w:t>Все рассмотренные модели имеют различную область применения.</w:t>
-      </w:r>
+      </w:pPr>
+    </w:p>
+    <w:p>
+      <w:pPr>
+        <w:pStyle w:val="103"/>
+        <w:keepNext w:val="0"/>
+        <w:keepLines w:val="0"/>
+        <w:widowControl/>
+        <w:suppressLineNumbers w:val="0"/>
+        <w:tabs>
+          <w:tab w:val="left" w:pos="-400"/>
+          <w:tab w:val="clear" w:pos="916"/>
+        </w:tabs>
+        <w:spacing w:after="240" w:afterAutospacing="0"/>
+        <w:ind w:left="0" w:leftChars="0" w:firstLine="798" w:firstLineChars="285"/>
+        <w:rPr>
+          <w:rFonts w:hint="default" w:ascii="Times New Roman" w:hAnsi="Times New Roman" w:cs="Times New Roman" w:eastAsiaTheme="minorEastAsia"/>
+          <w:kern w:val="0"/>
+          <w:sz w:val="28"/>
+          <w:szCs w:val="28"/>
+          <w:highlight w:val="none"/>
+          <w:u w:val="none"/>
+          <w:lang w:val="ru-RU" w:eastAsia="zh-CN" w:bidi="ar-SA"/>
+        </w:rPr>
+      </w:pPr>
     </w:p>
     <w:p>
       <w:pPr>
@@ -40833,9 +40779,9 @@
     <w:lsdException w:qFormat="1" w:unhideWhenUsed="0" w:uiPriority="0" w:semiHidden="0" w:name="index 4"/>
     <w:lsdException w:qFormat="1" w:unhideWhenUsed="0" w:uiPriority="0" w:semiHidden="0" w:name="index 5"/>
     <w:lsdException w:qFormat="1" w:unhideWhenUsed="0" w:uiPriority="0" w:semiHidden="0" w:name="index 6"/>
-    <w:lsdException w:unhideWhenUsed="0" w:uiPriority="0" w:semiHidden="0" w:name="index 7"/>
+    <w:lsdException w:qFormat="1" w:unhideWhenUsed="0" w:uiPriority="0" w:semiHidden="0" w:name="index 7"/>
     <w:lsdException w:qFormat="1" w:unhideWhenUsed="0" w:uiPriority="0" w:semiHidden="0" w:name="index 8"/>
-    <w:lsdException w:unhideWhenUsed="0" w:uiPriority="0" w:semiHidden="0" w:name="index 9"/>
+    <w:lsdException w:qFormat="1" w:unhideWhenUsed="0" w:uiPriority="0" w:semiHidden="0" w:name="index 9"/>
     <w:lsdException w:qFormat="1" w:unhideWhenUsed="0" w:uiPriority="0" w:semiHidden="0" w:name="toc 1"/>
     <w:lsdException w:unhideWhenUsed="0" w:uiPriority="0" w:semiHidden="0" w:name="toc 2"/>
     <w:lsdException w:qFormat="1" w:unhideWhenUsed="0" w:uiPriority="0" w:semiHidden="0" w:name="toc 3"/>
@@ -40872,7 +40818,7 @@
     <w:lsdException w:unhideWhenUsed="0" w:uiPriority="0" w:semiHidden="0" w:name="List 4"/>
     <w:lsdException w:unhideWhenUsed="0" w:uiPriority="0" w:semiHidden="0" w:name="List 5"/>
     <w:lsdException w:unhideWhenUsed="0" w:uiPriority="0" w:semiHidden="0" w:name="List Bullet 2"/>
-    <w:lsdException w:unhideWhenUsed="0" w:uiPriority="0" w:semiHidden="0" w:name="List Bullet 3"/>
+    <w:lsdException w:qFormat="1" w:unhideWhenUsed="0" w:uiPriority="0" w:semiHidden="0" w:name="List Bullet 3"/>
     <w:lsdException w:qFormat="1" w:unhideWhenUsed="0" w:uiPriority="0" w:semiHidden="0" w:name="List Bullet 4"/>
     <w:lsdException w:qFormat="1" w:unhideWhenUsed="0" w:uiPriority="0" w:semiHidden="0" w:name="List Bullet 5"/>
     <w:lsdException w:qFormat="1" w:unhideWhenUsed="0" w:uiPriority="0" w:semiHidden="0" w:name="List Number 2"/>
@@ -40886,14 +40832,14 @@
     <w:lsdException w:qFormat="1" w:unhideWhenUsed="0" w:uiPriority="0" w:semiHidden="0" w:name="Body Text"/>
     <w:lsdException w:qFormat="1" w:unhideWhenUsed="0" w:uiPriority="0" w:semiHidden="0" w:name="Body Text Indent"/>
     <w:lsdException w:qFormat="1" w:unhideWhenUsed="0" w:uiPriority="0" w:semiHidden="0" w:name="List Continue"/>
-    <w:lsdException w:unhideWhenUsed="0" w:uiPriority="0" w:semiHidden="0" w:name="List Continue 2"/>
+    <w:lsdException w:qFormat="1" w:unhideWhenUsed="0" w:uiPriority="0" w:semiHidden="0" w:name="List Continue 2"/>
     <w:lsdException w:unhideWhenUsed="0" w:uiPriority="0" w:semiHidden="0" w:name="List Continue 3"/>
     <w:lsdException w:unhideWhenUsed="0" w:uiPriority="0" w:semiHidden="0" w:name="List Continue 4"/>
     <w:lsdException w:unhideWhenUsed="0" w:uiPriority="0" w:semiHidden="0" w:name="List Continue 5"/>
     <w:lsdException w:unhideWhenUsed="0" w:uiPriority="0" w:semiHidden="0" w:name="Message Header"/>
     <w:lsdException w:qFormat="1" w:unhideWhenUsed="0" w:uiPriority="0" w:semiHidden="0" w:name="Subtitle"/>
     <w:lsdException w:unhideWhenUsed="0" w:uiPriority="0" w:semiHidden="0" w:name="Salutation"/>
-    <w:lsdException w:unhideWhenUsed="0" w:uiPriority="0" w:semiHidden="0" w:name="Date"/>
+    <w:lsdException w:qFormat="1" w:unhideWhenUsed="0" w:uiPriority="0" w:semiHidden="0" w:name="Date"/>
     <w:lsdException w:qFormat="1" w:unhideWhenUsed="0" w:uiPriority="0" w:semiHidden="0" w:name="Body Text First Indent"/>
     <w:lsdException w:qFormat="1" w:unhideWhenUsed="0" w:uiPriority="0" w:semiHidden="0" w:name="Body Text First Indent 2"/>
     <w:lsdException w:qFormat="1" w:unhideWhenUsed="0" w:uiPriority="0" w:semiHidden="0" w:name="Note Heading"/>
@@ -40908,7 +40854,7 @@
     <w:lsdException w:qFormat="1" w:unhideWhenUsed="0" w:uiPriority="0" w:semiHidden="0" w:name="Emphasis"/>
     <w:lsdException w:unhideWhenUsed="0" w:uiPriority="0" w:semiHidden="0" w:name="Document Map"/>
     <w:lsdException w:qFormat="1" w:unhideWhenUsed="0" w:uiPriority="0" w:semiHidden="0" w:name="Plain Text"/>
-    <w:lsdException w:unhideWhenUsed="0" w:uiPriority="0" w:semiHidden="0" w:name="E-mail Signature"/>
+    <w:lsdException w:qFormat="1" w:unhideWhenUsed="0" w:uiPriority="0" w:semiHidden="0" w:name="E-mail Signature"/>
     <w:lsdException w:qFormat="1" w:unhideWhenUsed="0" w:uiPriority="0" w:semiHidden="0" w:name="Normal (Web)"/>
     <w:lsdException w:qFormat="1" w:unhideWhenUsed="0" w:uiPriority="0" w:semiHidden="0" w:name="HTML Acronym"/>
     <w:lsdException w:unhideWhenUsed="0" w:uiPriority="0" w:semiHidden="0" w:name="HTML Address"/>
@@ -40922,7 +40868,7 @@
     <w:lsdException w:unhideWhenUsed="0" w:uiPriority="0" w:semiHidden="0" w:name="HTML Variable"/>
     <w:lsdException w:qFormat="1" w:unhideWhenUsed="0" w:uiPriority="0" w:name="Normal Table"/>
     <w:lsdException w:qFormat="1" w:unhideWhenUsed="0" w:uiPriority="0" w:semiHidden="0" w:name="annotation subject"/>
-    <w:lsdException w:unhideWhenUsed="0" w:uiPriority="0" w:semiHidden="0" w:name="Table Simple 1"/>
+    <w:lsdException w:qFormat="1" w:unhideWhenUsed="0" w:uiPriority="0" w:semiHidden="0" w:name="Table Simple 1"/>
     <w:lsdException w:unhideWhenUsed="0" w:uiPriority="0" w:semiHidden="0" w:name="Table Simple 2"/>
     <w:lsdException w:unhideWhenUsed="0" w:uiPriority="0" w:semiHidden="0" w:name="Table Simple 3"/>
     <w:lsdException w:unhideWhenUsed="0" w:uiPriority="0" w:semiHidden="0" w:name="Table Classic 1"/>
@@ -40932,17 +40878,17 @@
     <w:lsdException w:unhideWhenUsed="0" w:uiPriority="0" w:semiHidden="0" w:name="Table Colorful 1"/>
     <w:lsdException w:unhideWhenUsed="0" w:uiPriority="0" w:semiHidden="0" w:name="Table Colorful 2"/>
     <w:lsdException w:qFormat="1" w:unhideWhenUsed="0" w:uiPriority="0" w:semiHidden="0" w:name="Table Colorful 3"/>
-    <w:lsdException w:unhideWhenUsed="0" w:uiPriority="0" w:semiHidden="0" w:name="Table Columns 1"/>
+    <w:lsdException w:qFormat="1" w:unhideWhenUsed="0" w:uiPriority="0" w:semiHidden="0" w:name="Table Columns 1"/>
     <w:lsdException w:unhideWhenUsed="0" w:uiPriority="0" w:semiHidden="0" w:name="Table Columns 2"/>
     <w:lsdException w:unhideWhenUsed="0" w:uiPriority="0" w:semiHidden="0" w:name="Table Columns 3"/>
     <w:lsdException w:unhideWhenUsed="0" w:uiPriority="0" w:semiHidden="0" w:name="Table Columns 4"/>
     <w:lsdException w:unhideWhenUsed="0" w:uiPriority="0" w:semiHidden="0" w:name="Table Columns 5"/>
     <w:lsdException w:unhideWhenUsed="0" w:uiPriority="0" w:semiHidden="0" w:name="Table Grid 1"/>
-    <w:lsdException w:unhideWhenUsed="0" w:uiPriority="0" w:semiHidden="0" w:name="Table Grid 2"/>
+    <w:lsdException w:qFormat="1" w:unhideWhenUsed="0" w:uiPriority="0" w:semiHidden="0" w:name="Table Grid 2"/>
     <w:lsdException w:unhideWhenUsed="0" w:uiPriority="0" w:semiHidden="0" w:name="Table Grid 3"/>
     <w:lsdException w:unhideWhenUsed="0" w:uiPriority="0" w:semiHidden="0" w:name="Table Grid 4"/>
     <w:lsdException w:unhideWhenUsed="0" w:uiPriority="0" w:semiHidden="0" w:name="Table Grid 5"/>
-    <w:lsdException w:unhideWhenUsed="0" w:uiPriority="0" w:semiHidden="0" w:name="Table Grid 6"/>
+    <w:lsdException w:qFormat="1" w:unhideWhenUsed="0" w:uiPriority="0" w:semiHidden="0" w:name="Table Grid 6"/>
     <w:lsdException w:unhideWhenUsed="0" w:uiPriority="0" w:semiHidden="0" w:name="Table Grid 7"/>
     <w:lsdException w:unhideWhenUsed="0" w:uiPriority="0" w:semiHidden="0" w:name="Table Grid 8"/>
     <w:lsdException w:unhideWhenUsed="0" w:uiPriority="0" w:semiHidden="0" w:name="Table List 1"/>
@@ -40951,8 +40897,8 @@
     <w:lsdException w:unhideWhenUsed="0" w:uiPriority="0" w:semiHidden="0" w:name="Table List 4"/>
     <w:lsdException w:unhideWhenUsed="0" w:uiPriority="0" w:semiHidden="0" w:name="Table List 5"/>
     <w:lsdException w:unhideWhenUsed="0" w:uiPriority="0" w:semiHidden="0" w:name="Table List 6"/>
-    <w:lsdException w:unhideWhenUsed="0" w:uiPriority="0" w:semiHidden="0" w:name="Table List 7"/>
-    <w:lsdException w:unhideWhenUsed="0" w:uiPriority="0" w:semiHidden="0" w:name="Table List 8"/>
+    <w:lsdException w:qFormat="1" w:unhideWhenUsed="0" w:uiPriority="0" w:semiHidden="0" w:name="Table List 7"/>
+    <w:lsdException w:qFormat="1" w:unhideWhenUsed="0" w:uiPriority="0" w:semiHidden="0" w:name="Table List 8"/>
     <w:lsdException w:unhideWhenUsed="0" w:uiPriority="0" w:semiHidden="0" w:name="Table 3D effects 1"/>
     <w:lsdException w:unhideWhenUsed="0" w:uiPriority="0" w:semiHidden="0" w:name="Table 3D effects 2"/>
     <w:lsdException w:unhideWhenUsed="0" w:uiPriority="0" w:semiHidden="0" w:name="Table 3D effects 3"/>
@@ -40966,7 +40912,7 @@
     <w:lsdException w:unhideWhenUsed="0" w:uiPriority="0" w:semiHidden="0" w:name="Table Web 3"/>
     <w:lsdException w:unhideWhenUsed="0" w:uiPriority="0" w:semiHidden="0" w:name="Balloon Text"/>
     <w:lsdException w:unhideWhenUsed="0" w:uiPriority="0" w:semiHidden="0" w:name="Table Grid"/>
-    <w:lsdException w:unhideWhenUsed="0" w:uiPriority="0" w:semiHidden="0" w:name="Table Theme"/>
+    <w:lsdException w:qFormat="1" w:unhideWhenUsed="0" w:uiPriority="0" w:semiHidden="0" w:name="Table Theme"/>
     <w:lsdException w:qFormat="1" w:unhideWhenUsed="0" w:uiPriority="1" w:semiHidden="0" w:name="List Paragraph"/>
   </w:latentStyles>
   <w:style w:type="paragraph" w:default="1" w:styleId="1">
@@ -41566,6 +41512,7 @@
     <w:name w:val="index 7"/>
     <w:basedOn w:val="1"/>
     <w:next w:val="1"/>
+    <w:qFormat/>
     <w:uiPriority w:val="0"/>
     <w:pPr>
       <w:ind w:left="1200" w:leftChars="1200"/>
@@ -41681,6 +41628,7 @@
     <w:name w:val="index 9"/>
     <w:basedOn w:val="1"/>
     <w:next w:val="1"/>
+    <w:qFormat/>
     <w:uiPriority w:val="0"/>
     <w:pPr>
       <w:ind w:left="1600" w:leftChars="1600"/>
@@ -41843,6 +41791,7 @@
     <w:name w:val="Date"/>
     <w:basedOn w:val="1"/>
     <w:next w:val="1"/>
+    <w:qFormat/>
     <w:uiPriority w:val="0"/>
   </w:style>
   <w:style w:type="paragraph" w:styleId="77">
@@ -41923,6 +41872,7 @@
   <w:style w:type="paragraph" w:styleId="84">
     <w:name w:val="List Bullet 3"/>
     <w:basedOn w:val="1"/>
+    <w:qFormat/>
     <w:uiPriority w:val="0"/>
     <w:pPr>
       <w:numPr>
@@ -42060,6 +42010,7 @@
   <w:style w:type="paragraph" w:styleId="96">
     <w:name w:val="List Continue 2"/>
     <w:basedOn w:val="1"/>
+    <w:qFormat/>
     <w:uiPriority w:val="0"/>
     <w:pPr>
       <w:spacing w:after="120"/>
@@ -42181,6 +42132,7 @@
   <w:style w:type="paragraph" w:styleId="106">
     <w:name w:val="E-mail Signature"/>
     <w:basedOn w:val="1"/>
+    <w:qFormat/>
     <w:uiPriority w:val="0"/>
   </w:style>
   <w:style w:type="table" w:styleId="107">
@@ -42284,6 +42236,7 @@
   <w:style w:type="table" w:styleId="108">
     <w:name w:val="Table Grid 2"/>
     <w:basedOn w:val="12"/>
+    <w:qFormat/>
     <w:uiPriority w:val="0"/>
     <w:pPr>
       <w:widowControl w:val="0"/>
@@ -42505,6 +42458,7 @@
   <w:style w:type="table" w:styleId="110">
     <w:name w:val="Table Theme"/>
     <w:basedOn w:val="12"/>
+    <w:qFormat/>
     <w:uiPriority w:val="0"/>
     <w:pPr>
       <w:widowControl w:val="0"/>
@@ -42568,6 +42522,7 @@
   <w:style w:type="table" w:styleId="112">
     <w:name w:val="Table Grid 6"/>
     <w:basedOn w:val="12"/>
+    <w:qFormat/>
     <w:uiPriority w:val="0"/>
     <w:pPr>
       <w:widowControl w:val="0"/>
@@ -42660,6 +42615,7 @@
   <w:style w:type="table" w:styleId="113">
     <w:name w:val="Table Simple 1"/>
     <w:basedOn w:val="12"/>
+    <w:qFormat/>
     <w:uiPriority w:val="0"/>
     <w:pPr>
       <w:widowControl w:val="0"/>
@@ -43991,6 +43947,7 @@
   <w:style w:type="table" w:styleId="130">
     <w:name w:val="Table List 7"/>
     <w:basedOn w:val="12"/>
+    <w:qFormat/>
     <w:uiPriority w:val="0"/>
     <w:pPr>
       <w:widowControl w:val="0"/>
@@ -44349,6 +44306,7 @@
   <w:style w:type="table" w:styleId="134">
     <w:name w:val="Table Columns 1"/>
     <w:basedOn w:val="12"/>
+    <w:qFormat/>
     <w:uiPriority w:val="0"/>
     <w:pPr>
       <w:widowControl w:val="0"/>
@@ -44502,6 +44460,7 @@
   <w:style w:type="table" w:styleId="135">
     <w:name w:val="Table List 8"/>
     <w:basedOn w:val="12"/>
+    <w:qFormat/>
     <w:uiPriority w:val="0"/>
     <w:pPr>
       <w:widowControl w:val="0"/>
